--- a/templates/openagreements-cc-by-4.0/openagreements-restrictive-covenant-wisconsin/template.docx
+++ b/templates/openagreements-cc-by-4.0/openagreements-restrictive-covenant-wisconsin/template.docx
@@ -1384,7 +1384,7 @@
         <w:t xml:space="preserve">“Protected Interests”</w:t>
       </w:r>
       <w:r>
-        <w:t xml:space="preserve"> means the legitimate business interests that justify a restriction imposed on Employee's activity under the first prerequisite of Wis. Stat. § 103.465 — Employer's Trade Secrets and genuinely competitively sensitive Confidential Information, its relationships with the specific customers, referral sources, and business partners Employee served, and its stable working relationships with the Covered Employees.</w:t>
+        <w:t xml:space="preserve"> means the legitimate business interests that justify a restriction imposed on Employee's activity under Wis. Stat. § 103.465 — Employer's Trade Secrets and genuinely competitively sensitive Confidential Information, its relationships with the specific customers, referral sources, and business partners Employee served, and its stable working relationships with the Covered Employees.</w:t>
       </w:r>
     </w:p>
     <w:p>
@@ -1497,7 +1497,7 @@
         <w:ind w:left="720"/>
       </w:pPr>
       <w:r>
-        <w:t xml:space="preserve">Employer and Employee acknowledge that each restrictive covenant in this agreement is drawn to protect one or more of Employer's Protected Interests and is intended to be reasonably necessary for the protection of the employer within the meaning of Wis. Stat. § 103.465. Consistent with Star Direct, Inc. v. Dal Pra, 2009 WI 76, each post-employment restraint is intended to (1) be necessary to protect a legitimate interest of Employer, (2) provide a reasonable time limit, (3) provide a reasonable territorial limit, (4) not be harsh or oppressive as to Employee, and (5) not be contrary to public policy. Employer would not provide Employee with access to its Protected Interests absent the protections in this agreement. Each covenant in this agreement is a separate covenant supporting a distinct interest, intended to be independently read and enforced.</w:t>
+        <w:t xml:space="preserve">Employer and Employee acknowledge that each restrictive covenant in this agreement is drawn to protect one or more of Employer's Protected Interests and is intended to be reasonably necessary for the protection of the employer within the meaning of Wis. Stat. § 103.465. Each post-employment restraint is drawn to rest on a legitimate protectable interest of Employer, a reasonable time limit, and a reasonable territorial limit, and to be no harsher than that protection requires. Employer would not provide Employee with access to its Protected Interests absent the protections in this agreement. Each covenant in this agreement is a separate covenant supporting a distinct interest, intended to be independently read and enforced.</w:t>
       </w:r>
     </w:p>
     <w:p>
@@ -1526,7 +1526,7 @@
         <w:ind w:left="720"/>
       </w:pPr>
       <w:r>
-        <w:t xml:space="preserve">Employee has had an opportunity to consult with an attorney of Employee's choosing before entering into this agreement. Where Employee signs this agreement at or before the start of employment, the offer of employment and the access to Employer's Protected Interests it entails are the consideration for the restrictive covenants. Where Employee signs this agreement during employment, Employer's forbearance from exercising its right to terminate Employee's at-will employment is consideration for the restrictive covenants, consistent with Runzheimer Int'l, Ltd. v. Friedlen, 2015 WI 45; the parties intend that forbearance to be genuine and not a pretext for a sign-then-fire sequence. Employee acknowledges receiving one or more of these benefits in exchange for the restrictive covenants in this agreement. This agreement is effective as of the Effective Date listed in Cover Terms.</w:t>
+        <w:t xml:space="preserve">Employee has had an opportunity to consult with an attorney of Employee's choosing before entering into this agreement. Where Employee signs this agreement at or before the start of employment, the offer of employment and the access to Employer's Protected Interests it entails are the consideration for the restrictive covenants. Where Employee signs this agreement during employment, Employer's forbearance from exercising its right to terminate Employee's at-will employment is consideration for the restrictive covenants; the parties intend that forbearance to be genuine and not a pretext for a sign-then-fire sequence. Employee acknowledges receiving one or more of these benefits in exchange for the restrictive covenants in this agreement. This agreement is effective as of the Effective Date listed in Cover Terms.</w:t>
       </w:r>
     </w:p>
     <w:p>
@@ -1555,7 +1555,7 @@
         <w:ind w:left="720"/>
       </w:pPr>
       <w:r>
-        <w:t xml:space="preserve">Employee must treat all Confidential Information as strictly confidential. Employee must not use or disclose Confidential Information except as required to perform authorized job duties or with Employer's prior written consent. Employee's obligations regarding Trade Secrets continue for the Trade Secrets Duration stated in Cover Terms, for as long as the information remains a trade secret under the Wisconsin Uniform Trade Secrets Act, Wis. Stat. § 134.90. Employee's obligations regarding other Confidential Information continue for the Other Confidential Information Duration stated in Cover Terms. The parties intend this covenant to reach only Trade Secrets and genuinely competitively sensitive information, and not ordinary or non-secret business information, so that it is not construed as an unreasonable restraint under Wis. Stat. § 103.465.</w:t>
+        <w:t xml:space="preserve">Employee must treat all Confidential Information as strictly confidential. Employee must not use or disclose Confidential Information except as required to perform authorized job duties or with Employer's prior written consent. Employee's obligations regarding Trade Secrets continue for the Trade Secrets Duration stated in Cover Terms, for as long as the information remains a Trade Secret. Employee's obligations regarding other Confidential Information continue for the Other Confidential Information Duration stated in Cover Terms. The parties intend this covenant to reach only Trade Secrets and genuinely competitively sensitive information, and not ordinary or non-secret business information.</w:t>
       </w:r>
     </w:p>
     <w:p>
@@ -1613,7 +1613,7 @@
         <w:ind w:left="720"/>
       </w:pPr>
       <w:r>
-        <w:t xml:space="preserve">Upon termination of employment, Employee must promptly return to Employer all documents, devices, files, credentials, and other materials containing or relating to Confidential Information. Where permitted, Employee must permanently delete electronic copies of Confidential Information from personal devices and accounts. Employee must certify compliance with this section in writing upon Employer's request. These procedures support Employer's obligation to take efforts reasonable under the circumstances to maintain the secrecy of its Trade Secrets under Wis. Stat. § 134.90.</w:t>
+        <w:t xml:space="preserve">Upon termination of employment, Employee must promptly return to Employer all documents, devices, files, credentials, and other materials containing or relating to Confidential Information. Where permitted, Employee must permanently delete electronic copies of Confidential Information from personal devices and accounts. Employee must certify compliance with this section in writing upon Employer's request. These procedures support Employer's efforts to maintain the secrecy of its Trade Secrets.</w:t>
       </w:r>
     </w:p>
     <w:p>
@@ -1642,7 +1642,7 @@
         <w:ind w:left="720"/>
       </w:pPr>
       <w:r>
-        <w:t xml:space="preserve">During the Restricted Period, Employee must not Solicit, recruit, hire, or attempt to hire any Covered Employee. This covenant applies only to Covered Employees — colleagues with whom Employee actually worked, whom Employee supervised, or about whom Employee gained material information during the covered lookback period — and does not reach Employer's workforce generally, consistent with Manitowoc Co. v. Lanning, 2018 WI 6, which held a non-solicitation provision covering any company employee overbroad on its face under Wis. Stat. § 103.465. This restriction does not prohibit Employee from providing a professional reference upon request or from hiring a person who responds to a general advertisement not directed specifically at Employer's employees.</w:t>
+        <w:t xml:space="preserve">During the Restricted Period, Employee must not Solicit, recruit, hire, or attempt to hire any Covered Employee. This covenant applies only to Covered Employees — colleagues with whom Employee actually worked, whom Employee supervised, or about whom Employee gained material information during the covered lookback period — and does not reach Employer's workforce generally. This restriction does not prohibit Employee from providing a professional reference upon request or from hiring a person who responds to a general advertisement not directed specifically at Employer's employees.</w:t>
       </w:r>
     </w:p>
     <w:p>
@@ -1671,7 +1671,7 @@
         <w:ind w:left="720"/>
       </w:pPr>
       <w:r>
-        <w:t xml:space="preserve">During the Restricted Period, Employee must not Solicit the business of any Covered Customer. This covenant is a restraint governed by Wis. Stat. § 103.465 and is lawful and enforceable only if reasonably necessary to protect Employer; it is drawn to protect Employer's relationships with the specific customers, referral sources, and business partners Employee served or learned protected information about, and not Employer's customer base generally.</w:t>
+        <w:t xml:space="preserve">During the Restricted Period, Employee must not Solicit the business of any Covered Customer. This covenant is drawn to protect Employer's relationships with the specific customers, referral sources, and business partners Employee served or learned protected information about, and not Employer's customer base generally.</w:t>
       </w:r>
     </w:p>
     <w:p>
@@ -1700,7 +1700,7 @@
         <w:ind w:left="720"/>
       </w:pPr>
       <w:r>
-        <w:t xml:space="preserve">During the Restricted Period, Employee must not accept, service, or do business with any Covered Customer, regardless of whether Employee or the Covered Customer first initiated contact. This restriction is broader than non-solicitation because it applies even if the Covered Customer approaches Employee, and the parties acknowledge that its added breadth is weighed under the harsh-or-oppressive prerequisite of the Star Direct five-factor test; it is therefore confined to the Covered Customers class and to a definite Restricted Period.</w:t>
+        <w:t xml:space="preserve">During the Restricted Period, Employee must not accept, service, or do business with any Covered Customer, regardless of whether Employee or the Covered Customer first initiated contact. This restriction is broader than non-solicitation because it applies even if the Covered Customer approaches Employee, and it is therefore confined to the Covered Customers class and to a definite Restricted Period.</w:t>
       </w:r>
     </w:p>
     <w:p>
@@ -1729,7 +1729,7 @@
         <w:ind w:left="720"/>
       </w:pPr>
       <w:r>
-        <w:t xml:space="preserve">During the Restricted Period, Employee must not engage in, be employed by, consult for, or have an active ownership interest in any Competitive Business within the Restricted Territory. This covenant is lawful and enforceable only if the restrictions imposed are reasonably necessary for the protection of Employer under Wis. Stat. § 103.465, and it is intended to satisfy each of the Star Direct prerequisites — a protectable interest, a reasonable time limit, a reasonable territorial limit, no harshness or oppression to Employee, and no conflict with public policy. Where Employer's competitors are identified in Cover Terms under Specified Competitors, this covenant is narrowed to those named competitors. Passive Public Holdings are permitted.</w:t>
+        <w:t xml:space="preserve">During the Restricted Period, Employee must not engage in, be employed by, consult for, or have an active ownership interest in any Competitive Business within the Restricted Territory. This covenant is confined to a protectable interest of Employer and to a reasonable time, territory, and scope. Where Employer's competitors are identified in Cover Terms under Specified Competitors, this covenant is narrowed to those named competitors. Passive Public Holdings are permitted.</w:t>
       </w:r>
     </w:p>
     <w:p>
@@ -1758,7 +1758,7 @@
         <w:ind w:left="720"/>
       </w:pPr>
       <w:r>
-        <w:t xml:space="preserve">During the Restricted Period, Employee must not acquire or hold any active ownership interest in, serve as a director, officer, manager, or advisor to, or have material economic participation in any Competitive Business. This restriction primarily targets active or material ownership in private competitors. Passive Public Holdings are permitted. Because this covenant restrains active roles at and material participation in a Competitive Business, it functions as a covenant not to compete governed by Wis. Stat. § 103.465, is subject to the same five-factor reasonableness test as the non-compete in this agreement, and is drawn no broader than reasonably necessary to protect Employer's Protected Interests.</w:t>
+        <w:t xml:space="preserve">During the Restricted Period, Employee must not acquire or hold any active ownership interest in, serve as a director, officer, manager, or advisor to, or have material economic participation in any Competitive Business. This restriction primarily targets active or material ownership in private competitors. Passive Public Holdings are permitted. Because this covenant restrains active roles at and material participation in a Competitive Business, it operates as a covenant not to compete and is drawn no broader than reasonably necessary to protect Employer's Protected Interests.</w:t>
       </w:r>
     </w:p>
     <w:p>
@@ -1816,7 +1816,7 @@
         <w:ind w:left="720"/>
       </w:pPr>
       <w:r>
-        <w:t xml:space="preserve">Notwithstanding any other provision of this agreement, no restrictive covenant in this agreement restricts the right of a licensed lawyer to practice law after the termination of the relationship. If Employee is a lawyer admitted to practice, the restrictive covenants that would otherwise restrict Employee's right to practice law do not apply and are void and unenforceable as to that right, consistent with Wisconsin Supreme Court Rule 20:5.6, which bars a lawyer from participating in offering or making such an agreement, except an agreement concerning benefits upon retirement or a restriction that is part of the settlement of a client controversy. No level of compensation or showing of reasonableness cures a restriction that violates this rule.</w:t>
+        <w:t xml:space="preserve">Notwithstanding any other provision of this agreement, no restrictive covenant in this agreement restricts the right of a licensed lawyer to practice law after the termination of the relationship. If Employee is a lawyer admitted to practice, the restrictive covenants that would otherwise restrict Employee's right to practice law do not apply and are void and unenforceable as to that right under Wisconsin Supreme Court Rule 20:5.6. This exclusion is not cured by any level of compensation or any showing of reasonableness.</w:t>
       </w:r>
     </w:p>
     <w:p>
@@ -1845,7 +1845,7 @@
         <w:ind w:left="720"/>
       </w:pPr>
       <w:r>
-        <w:t xml:space="preserve">This agreement governs restrictive covenants given by Employee in Employee's capacity as an employee, which are evaluated under Wis. Stat. § 103.465. Any covenant not to compete or not to solicit that arises from a genuine sale of a business or equity transaction should be given by the seller in the transaction or equity documents, supported by transaction consideration, and separable from any employment relationship, so that it is evaluated under Wisconsin's common-law rule of reason rather than Wis. Stat. § 103.465, consistent with Reiman Assocs., Inc. v. R/A Advertising, Inc., 102 Wis. 2d 305 (Ct. App. 1981), and Selmer Co. v. Rinn, 2010 WI App 106. Nothing in this agreement is intended to recharacterize a transaction-based covenant as an employee covenant.</w:t>
+        <w:t xml:space="preserve">This agreement governs restrictive covenants given by Employee in Employee's capacity as an employee, which are evaluated under Wis. Stat. § 103.465. Any covenant not to compete or not to solicit that arises from a genuine sale of a business or equity transaction is given by the seller in the transaction or equity documents, supported by transaction consideration, and separable from any employment relationship, and is not governed by this agreement. Nothing in this agreement is intended to recharacterize a transaction-based covenant as an employee covenant.</w:t>
       </w:r>
     </w:p>
     <w:p>
@@ -1903,7 +1903,7 @@
         <w:ind w:left="720"/>
       </w:pPr>
       <w:r>
-        <w:t xml:space="preserve">Employer may disclose the existence and terms of this agreement to any prospective employer or business associate of Employee if Employer has a reasonable belief that Employee may breach an enforceable covenant in this agreement. Employee consents to this disclosure. The parties acknowledge that a competitor who knowingly and intentionally induces breach of an enforceable covenant may face an intentional-interference claim, for which disgorgement may be an appropriate remedy (Frey Construction &amp; Home Improvement, LLC v. Hasheider Roofing &amp; Siding, Ltd., 2025 WI App 4), and that this notice right depends on a covenant that survives the reasonableness test.</w:t>
+        <w:t xml:space="preserve">Employer may disclose the existence and terms of this agreement to any prospective employer or business associate of Employee if Employer has a reasonable belief that Employee may breach an enforceable covenant in this agreement. Employee consents to this disclosure. This notice right depends on a covenant that survives the reasonableness test.</w:t>
       </w:r>
     </w:p>
     <w:p>
@@ -1932,7 +1932,7 @@
         <w:ind w:left="720"/>
       </w:pPr>
       <w:r>
-        <w:t xml:space="preserve">The Restricted Period for each covenant is a fixed and definite period. It is not extended, tolled, or lengthened by any period during which Employee is alleged to be in breach or violation of a covenant, or by the pendency of any dispute or litigation. The parties have omitted any extension-during-breach clause deliberately: under H&amp;R Block Eastern Enters., Inc. v. Swenson, 2008 WI App 3, an extension provision makes the duration of the restraint contingent on outcomes the employee cannot predict rather than fixed and definite, which renders the restraint unreasonable and voids each affected clause under Wis. Stat. § 103.465 even where the clause would otherwise be reasonable.</w:t>
+        <w:t xml:space="preserve">The Restricted Period for each covenant is a fixed and definite period. It is not extended, tolled, or lengthened by any period during which Employee is alleged to be in breach or violation of a covenant, or by the pendency of any dispute or litigation. This agreement includes no extension-during-breach or tolling provision, and none is to be implied.</w:t>
       </w:r>
     </w:p>
     <w:p>
@@ -1961,7 +1961,7 @@
         <w:ind w:left="720"/>
       </w:pPr>
       <w:r>
-        <w:t xml:space="preserve">Employee acknowledges that a breach of an enforceable covenant in this agreement may cause Employer irreparable harm for which money damages would be inadequate. Employer may seek injunctive or other equitable relief in addition to any other remedies available at law; the parties acknowledge that any such relief is available only on a covenant that satisfies each of the five prerequisites of Wis. Stat. § 103.465. If the parties agree on attorney fees, that agreement is presumed reasonable under Wis. Stat. § 814.045(3), and in any action in which compensatory damages are awarded the court presumes that reasonable attorney fees do not exceed three times the compensatory damages awarded unless the court determines a greater amount is reasonable under Wis. Stat. § 814.045(2)(a).</w:t>
+        <w:t xml:space="preserve">Employee acknowledges that a breach of an enforceable covenant in this agreement may cause Employer irreparable harm for which money damages would be inadequate. Employer may seek injunctive or other equitable relief in addition to any other remedies available at law; any such relief is available only on a covenant that is enforceable under Wis. Stat. § 103.465.</w:t>
       </w:r>
     </w:p>
     <w:p>
@@ -1990,7 +1990,7 @@
         <w:ind w:left="720"/>
       </w:pPr>
       <w:r>
-        <w:t xml:space="preserve">Each restrictive covenant in this agreement is a separate covenant supporting a distinct interest, is intended to be independently read and enforced, and is drawn to a lawful scope at the outset. The parties acknowledge that, under Wis. Stat. § 103.465, a covenant imposing an unreasonable restraint is illegal, void, and unenforceable even as to any part of the covenant that would be a reasonable restraint, and that a court will not narrow or blue-pencil an overbroad covenant. The parties further acknowledge that, under Diamond Assets LLC v. Godina, 2022 WI App 47, a savings or modification provision contrary to Wis. Stat. § 103.465 has no effect. Accordingly, this agreement does not rely on any court-may-modify or savings clause to cure overbreadth; if any covenant is found unreasonable and void, the remaining covenants, which support different interests and can be independently read and enforced, remain in full force and effect, consistent with the divisibility rule of Star Direct, Inc. v. Dal Pra, 2009 WI 76.</w:t>
+        <w:t xml:space="preserve">Each restrictive covenant in this agreement is a separate covenant supporting a distinct interest, is intended to be independently read and enforced, and is drawn to a lawful scope at the outset. Under Wis. Stat. § 103.465, a covenant imposing an unreasonable restraint is illegal, void, and unenforceable even as to any part of the covenant that would be a reasonable restraint, and a court will not narrow or blue-pencil an overbroad covenant. Accordingly, this agreement does not rely on any court-may-modify or savings clause to cure overbreadth, and no such clause has any effect. If any covenant is found unreasonable and void, the remaining covenants, which support different interests and can be independently read and enforced, remain in full force and effect.</w:t>
       </w:r>
     </w:p>
     <w:p>
@@ -2019,7 +2019,7 @@
         <w:ind w:left="720"/>
       </w:pPr>
       <w:r>
-        <w:t xml:space="preserve">Each restrictive covenant in this agreement survives the termination of Employee's employment for the Restricted Period specified in Cover Terms for that covenant, and each expires on its own definite schedule and is readable on its own. Obligations under the Confidential Information and Trade Secret Protection section survive to the extent, and for as long as, the information remains a Trade Secret under Wis. Stat. § 134.90. All other provisions survive to the extent necessary to enforce rights that arose during employment.</w:t>
+        <w:t xml:space="preserve">Each restrictive covenant in this agreement survives the termination of Employee's employment for the Restricted Period specified in Cover Terms for that covenant, and each expires on its own definite schedule and is readable on its own. Obligations under the Confidential Information and Trade Secret Protection section survive to the extent, and for as long as, the information remains a Trade Secret. All other provisions survive to the extent necessary to enforce rights that arose during employment.</w:t>
       </w:r>
     </w:p>
     <w:p>
@@ -2048,7 +2048,7 @@
         <w:ind w:left="720"/>
       </w:pPr>
       <w:r>
-        <w:t xml:space="preserve">Employee may not assign this agreement or any rights or obligations under it. Employer may assign this agreement to any affiliate, successor, or acquirer of all or substantially all of Employer's business or assets. Any assignee takes each covenant subject to the same Wis. Stat. § 103.465 reasonableness test and the same void-in-full consequence. This agreement is binding on and inures to the benefit of the parties and their respective heirs, successors, and permitted assigns.</w:t>
+        <w:t xml:space="preserve">Employee may not assign this agreement or any rights or obligations under it. Employer may assign this agreement to any affiliate, successor, or acquirer of all or substantially all of Employer's business or assets. Any assignee takes each covenant subject to the same limits, conditions, and enforceability as apply between Employer and Employee. This agreement is binding on and inures to the benefit of the parties and their respective heirs, successors, and permitted assigns.</w:t>
       </w:r>
     </w:p>
     <w:p>
@@ -2077,7 +2077,7 @@
         <w:ind w:left="720"/>
       </w:pPr>
       <w:r>
-        <w:t xml:space="preserve">This agreement is governed by the law of the Governing Law state listed in Cover Terms. For employment performed in Wisconsin, the parties select Wisconsin law, including Wis. Stat. § 103.465, and do not rely on any foreign choice-of-law clause to obtain more covenant-friendly treatment; Wisconsin courts have refused to apply a foreign choice-of-law provision that conflicts with Wisconsin's public policy controlling covenants not to compete (Beilfuss v. Huffy Corp., 2004 WI App 118; Bush v. National School Studios, Inc., 139 Wis. 2d 635 (1987)). Disputes will be resolved in the courts of the Governing Law state, subject to non-waivable rights under applicable law.</w:t>
+        <w:t xml:space="preserve">This agreement is governed by the law of the Governing Law state listed in Cover Terms. For employment performed in Wisconsin, the parties select Wisconsin law, including Wis. Stat. § 103.465, and do not rely on any foreign choice-of-law clause to obtain more covenant-friendly treatment. Disputes will be resolved in the courts of the Governing Law state, subject to non-waivable rights under applicable law.</w:t>
       </w:r>
     </w:p>
     <w:p>

--- a/templates/openagreements-cc-by-4.0/openagreements-restrictive-covenant-wisconsin/template.docx
+++ b/templates/openagreements-cc-by-4.0/openagreements-restrictive-covenant-wisconsin/template.docx
@@ -1270,7 +1270,7 @@
         <w:t xml:space="preserve">“Confidential Information”</w:t>
       </w:r>
       <w:r>
-        <w:t xml:space="preserve"> means Trade Secrets and other non-public information that is genuinely competitively sensitive to Employer's business — including customer and pricing information, business processes, technical data, and strategic plans — that Employer takes reasonable measures to keep confidential. Confidential Information does not include ordinary, non-secret business information, information generally known in the trade, or information that becomes public through no fault of Employee. The parties intend this definition to be scoped to protectable information so that this covenant is not construed as an unreasonable restraint of trade.</w:t>
+        <w:t xml:space="preserve"> means Trade Secrets and other non-public information that is genuinely competitively sensitive to Employer's business — including customer and pricing information, business processes, technical data, and strategic plans — that Employer takes reasonable measures to keep confidential. Confidential Information does not include ordinary, non-secret business information, information generally known in the trade, or information that becomes public through no fault of Employee.</w:t>
       </w:r>
     </w:p>
     <w:p>
@@ -1384,7 +1384,7 @@
         <w:t xml:space="preserve">“Protected Interests”</w:t>
       </w:r>
       <w:r>
-        <w:t xml:space="preserve"> means the legitimate business interests that justify a restriction imposed on Employee's activity under Wis. Stat. § 103.465 — Employer's Trade Secrets and genuinely competitively sensitive Confidential Information, its relationships with the specific customers, referral sources, and business partners Employee served, and its stable working relationships with the Covered Employees.</w:t>
+        <w:t xml:space="preserve"> means Employer's Trade Secrets and genuinely competitively sensitive Confidential Information, its relationships with Covered Customers, and its stable working relationships with Covered Employees.</w:t>
       </w:r>
     </w:p>
     <w:p>
@@ -1468,7 +1468,7 @@
         <w:t xml:space="preserve">“Trade Secrets”</w:t>
       </w:r>
       <w:r>
-        <w:t xml:space="preserve"> has the meaning given in the Wisconsin Uniform Trade Secrets Act, Wis. Stat. § 134.90(1)(c).</w:t>
+        <w:t xml:space="preserve"> means information that qualifies as a trade secret under applicable law.</w:t>
       </w:r>
     </w:p>
     <w:p>
@@ -1497,7 +1497,7 @@
         <w:ind w:left="720"/>
       </w:pPr>
       <w:r>
-        <w:t xml:space="preserve">Employer and Employee acknowledge that each restrictive covenant in this agreement is drawn to protect one or more of Employer's Protected Interests and is intended to be reasonably necessary for the protection of the employer within the meaning of Wis. Stat. § 103.465. Each post-employment restraint is drawn to rest on a legitimate protectable interest of Employer, a reasonable time limit, and a reasonable territorial limit, and to be no harsher than that protection requires. Employer would not provide Employee with access to its Protected Interests absent the protections in this agreement. Each covenant in this agreement is a separate covenant supporting a distinct interest, intended to be independently read and enforced.</w:t>
+        <w:t xml:space="preserve">Employer and Employee acknowledge that the restrictive covenants protect Employer's Protected Interests and are reasonable in duration, territory, and scope. Employer would not provide Employee with access to its Protected Interests absent the protections in this agreement. Each restrictive covenant is separate and independently enforceable.</w:t>
       </w:r>
     </w:p>
     <w:p>
@@ -1526,7 +1526,7 @@
         <w:ind w:left="720"/>
       </w:pPr>
       <w:r>
-        <w:t xml:space="preserve">Employee has had an opportunity to consult with an attorney of Employee's choosing before entering into this agreement. Where Employee signs this agreement at or before the start of employment, the offer of employment and the access to Employer's Protected Interests it entails are the consideration for the restrictive covenants. Where Employee signs this agreement during employment, Employer's forbearance from exercising its right to terminate Employee's at-will employment is consideration for the restrictive covenants; the parties intend that forbearance to be genuine and not a pretext for a sign-then-fire sequence. Employee acknowledges receiving one or more of these benefits in exchange for the restrictive covenants in this agreement. This agreement is effective as of the Effective Date listed in Cover Terms.</w:t>
+        <w:t xml:space="preserve">Employee has had an opportunity to consult with an attorney of Employee's choosing before entering into this agreement. Where Employee signs this agreement at or before the start of employment, the offer of employment and the access to Employer's Protected Interests it entails are the consideration for the restrictive covenants. Where Employee signs this agreement during employment, Employer's forbearance from exercising its right to terminate Employee's at-will employment is consideration for the restrictive covenants; the parties intend that forbearance to be genuine. Employee acknowledges receiving one or more of these benefits in exchange for the restrictive covenants in this agreement. This agreement is effective as of the Effective Date listed in Cover Terms.</w:t>
       </w:r>
     </w:p>
     <w:p>
@@ -1555,7 +1555,7 @@
         <w:ind w:left="720"/>
       </w:pPr>
       <w:r>
-        <w:t xml:space="preserve">Employee must treat all Confidential Information as strictly confidential. Employee must not use or disclose Confidential Information except as required to perform authorized job duties or with Employer's prior written consent. Employee's obligations regarding Trade Secrets continue for the Trade Secrets Duration stated in Cover Terms, for as long as the information remains a Trade Secret. Employee's obligations regarding other Confidential Information continue for the Other Confidential Information Duration stated in Cover Terms. The parties intend this covenant to reach only Trade Secrets and genuinely competitively sensitive information, and not ordinary or non-secret business information.</w:t>
+        <w:t xml:space="preserve">Employee must treat all Confidential Information as strictly confidential. Employee must not use or disclose Confidential Information except as required to perform authorized job duties or with Employer's prior written consent. Employee's obligations regarding Trade Secrets continue for the Trade Secrets Duration stated in Cover Terms, for as long as the information remains a Trade Secret. Employee's obligations regarding other Confidential Information continue for the Other Confidential Information Duration stated in Cover Terms.</w:t>
       </w:r>
     </w:p>
     <w:p>
@@ -1613,7 +1613,7 @@
         <w:ind w:left="720"/>
       </w:pPr>
       <w:r>
-        <w:t xml:space="preserve">Upon termination of employment, Employee must promptly return to Employer all documents, devices, files, credentials, and other materials containing or relating to Confidential Information. Where permitted, Employee must permanently delete electronic copies of Confidential Information from personal devices and accounts. Employee must certify compliance with this section in writing upon Employer's request. These procedures support Employer's efforts to maintain the secrecy of its Trade Secrets.</w:t>
+        <w:t xml:space="preserve">Upon termination of employment, Employee must promptly return to Employer all documents, devices, files, credentials, and other materials containing or relating to Confidential Information. Where permitted, Employee must permanently delete electronic copies of Confidential Information from personal devices and accounts. Employee must certify compliance with this section in writing upon Employer's request.</w:t>
       </w:r>
     </w:p>
     <w:p>
@@ -1671,7 +1671,7 @@
         <w:ind w:left="720"/>
       </w:pPr>
       <w:r>
-        <w:t xml:space="preserve">During the Restricted Period, Employee must not Solicit the business of any Covered Customer. This covenant is drawn to protect Employer's relationships with the specific customers, referral sources, and business partners Employee served or learned protected information about, and not Employer's customer base generally.</w:t>
+        <w:t xml:space="preserve">During the Restricted Period, Employee must not Solicit the business of any Covered Customer. This covenant is limited to protect Employer's relationships with the specific customers, referral sources, and business partners Employee served or learned protected information about, and not Employer's customer base generally.</w:t>
       </w:r>
     </w:p>
     <w:p>
@@ -1700,7 +1700,7 @@
         <w:ind w:left="720"/>
       </w:pPr>
       <w:r>
-        <w:t xml:space="preserve">During the Restricted Period, Employee must not accept, service, or do business with any Covered Customer, regardless of whether Employee or the Covered Customer first initiated contact. This restriction is broader than non-solicitation because it applies even if the Covered Customer approaches Employee, and it is therefore confined to the Covered Customers class and to a definite Restricted Period.</w:t>
+        <w:t xml:space="preserve">During the Restricted Period, Employee must not accept, service, or do business with any Covered Customer, regardless of who initiates contact. This restriction applies only to Covered Customers during the Restricted Period.</w:t>
       </w:r>
     </w:p>
     <w:p>
@@ -1729,7 +1729,7 @@
         <w:ind w:left="720"/>
       </w:pPr>
       <w:r>
-        <w:t xml:space="preserve">During the Restricted Period, Employee must not engage in, be employed by, consult for, or have an active ownership interest in any Competitive Business within the Restricted Territory. This covenant is confined to a protectable interest of Employer and to a reasonable time, territory, and scope. Where Employer's competitors are identified in Cover Terms under Specified Competitors, this covenant is narrowed to those named competitors. Passive Public Holdings are permitted.</w:t>
+        <w:t xml:space="preserve">During the Restricted Period, Employee must not engage in, be employed by, consult for, or have an active ownership interest in any Competitive Business within the Restricted Territory. This covenant is confined to a Protected Interest of Employer and to a reasonable time, territory, and scope. Where Employer's competitors are identified in Cover Terms under Specified Competitors, this covenant is narrowed to those named competitors. Passive Public Holdings are permitted.</w:t>
       </w:r>
     </w:p>
     <w:p>
@@ -1758,7 +1758,7 @@
         <w:ind w:left="720"/>
       </w:pPr>
       <w:r>
-        <w:t xml:space="preserve">During the Restricted Period, Employee must not acquire or hold any active ownership interest in, serve as a director, officer, manager, or advisor to, or have material economic participation in any Competitive Business. This restriction primarily targets active or material ownership in private competitors. Passive Public Holdings are permitted. Because this covenant restrains active roles at and material participation in a Competitive Business, it operates as a covenant not to compete and is drawn no broader than reasonably necessary to protect Employer's Protected Interests.</w:t>
+        <w:t xml:space="preserve">During the Restricted Period, Employee must not acquire or hold any active ownership interest in, serve as a director, officer, manager, or advisor to, or have material economic participation in any Competitive Business. Passive Public Holdings are permitted.</w:t>
       </w:r>
     </w:p>
     <w:p>
@@ -1816,7 +1816,7 @@
         <w:ind w:left="720"/>
       </w:pPr>
       <w:r>
-        <w:t xml:space="preserve">Notwithstanding any other provision of this agreement, no restrictive covenant in this agreement restricts the right of a licensed lawyer to practice law after the termination of the relationship. If Employee is a lawyer admitted to practice, the restrictive covenants that would otherwise restrict Employee's right to practice law do not apply and are void and unenforceable as to that right under Wisconsin Supreme Court Rule 20:5.6. This exclusion is not cured by any level of compensation or any showing of reasonableness.</w:t>
+        <w:t xml:space="preserve">Notwithstanding any other provision of this agreement, no restrictive covenant in this agreement restricts the right of a licensed lawyer to practice law after the termination of the relationship.</w:t>
       </w:r>
     </w:p>
     <w:p>
@@ -1845,7 +1845,7 @@
         <w:ind w:left="720"/>
       </w:pPr>
       <w:r>
-        <w:t xml:space="preserve">This agreement governs restrictive covenants given by Employee in Employee's capacity as an employee, which are evaluated under Wis. Stat. § 103.465. Any covenant not to compete or not to solicit that arises from a genuine sale of a business or equity transaction is given by the seller in the transaction or equity documents, supported by transaction consideration, and separable from any employment relationship, and is not governed by this agreement. Nothing in this agreement is intended to recharacterize a transaction-based covenant as an employee covenant.</w:t>
+        <w:t xml:space="preserve">This agreement applies only to covenants Employee gives in Employee's capacity as an employee. It does not govern a covenant given separately in connection with a sale of a business or equity transaction.</w:t>
       </w:r>
     </w:p>
     <w:p>
@@ -1903,7 +1903,7 @@
         <w:ind w:left="720"/>
       </w:pPr>
       <w:r>
-        <w:t xml:space="preserve">Employer may disclose the existence and terms of this agreement to any prospective employer or business associate of Employee if Employer has a reasonable belief that Employee may breach an enforceable covenant in this agreement. Employee consents to this disclosure. This notice right depends on a covenant that survives the reasonableness test.</w:t>
+        <w:t xml:space="preserve">Employer may disclose the existence and terms of this agreement to any prospective employer or business associate of Employee if Employer has a reasonable belief that Employee may breach an enforceable covenant in this agreement. Employee consents to this disclosure.</w:t>
       </w:r>
     </w:p>
     <w:p>
@@ -1932,7 +1932,7 @@
         <w:ind w:left="720"/>
       </w:pPr>
       <w:r>
-        <w:t xml:space="preserve">The Restricted Period for each covenant is a fixed and definite period. It is not extended, tolled, or lengthened by any period during which Employee is alleged to be in breach or violation of a covenant, or by the pendency of any dispute or litigation. This agreement includes no extension-during-breach or tolling provision, and none is to be implied.</w:t>
+        <w:t xml:space="preserve">The Restricted Period for each covenant is a fixed and definite period. It is not extended, tolled, or lengthened by any period during which Employee is alleged to be in breach or violation of a covenant, or by the pendency of any dispute or litigation.</w:t>
       </w:r>
     </w:p>
     <w:p>
@@ -1961,7 +1961,7 @@
         <w:ind w:left="720"/>
       </w:pPr>
       <w:r>
-        <w:t xml:space="preserve">Employee acknowledges that a breach of an enforceable covenant in this agreement may cause Employer irreparable harm for which money damages would be inadequate. Employer may seek injunctive or other equitable relief in addition to any other remedies available at law; any such relief is available only on a covenant that is enforceable under Wis. Stat. § 103.465.</w:t>
+        <w:t xml:space="preserve">Employee acknowledges that a breach of an enforceable covenant in this agreement may cause Employer irreparable harm for which money damages would be inadequate. Employer may seek injunctive or other equitable relief, in addition to any other remedies available at law, to enforce an enforceable covenant.</w:t>
       </w:r>
     </w:p>
     <w:p>
@@ -1980,7 +1980,7 @@
           <w:b/>
           <w:bCs/>
         </w:rPr>
-        <w:t xml:space="preserve">Divisibility; No Reliance on Reformation</w:t>
+        <w:t xml:space="preserve">Survival and Expiration of Each Covenant</w:t>
       </w:r>
     </w:p>
     <w:p>
@@ -1990,7 +1990,7 @@
         <w:ind w:left="720"/>
       </w:pPr>
       <w:r>
-        <w:t xml:space="preserve">Each restrictive covenant in this agreement is a separate covenant supporting a distinct interest, is intended to be independently read and enforced, and is drawn to a lawful scope at the outset. Under Wis. Stat. § 103.465, a covenant imposing an unreasonable restraint is illegal, void, and unenforceable even as to any part of the covenant that would be a reasonable restraint, and a court will not narrow or blue-pencil an overbroad covenant. Accordingly, this agreement does not rely on any court-may-modify or savings clause to cure overbreadth, and no such clause has any effect. If any covenant is found unreasonable and void, the remaining covenants, which support different interests and can be independently read and enforced, remain in full force and effect.</w:t>
+        <w:t xml:space="preserve">Each restrictive covenant survives termination of Employee's employment for its Restricted Period and expires on its own schedule. Obligations under the Confidential Information and Trade Secret Protection section survive to the extent, and for as long as, the information remains a Trade Secret. All other provisions survive to the extent necessary to enforce rights that arose during employment.</w:t>
       </w:r>
     </w:p>
     <w:p>
@@ -2009,7 +2009,7 @@
           <w:b/>
           <w:bCs/>
         </w:rPr>
-        <w:t xml:space="preserve">Survival and Expiration of Each Covenant</w:t>
+        <w:t xml:space="preserve">Assignment and Successors</w:t>
       </w:r>
     </w:p>
     <w:p>
@@ -2019,7 +2019,7 @@
         <w:ind w:left="720"/>
       </w:pPr>
       <w:r>
-        <w:t xml:space="preserve">Each restrictive covenant in this agreement survives the termination of Employee's employment for the Restricted Period specified in Cover Terms for that covenant, and each expires on its own definite schedule and is readable on its own. Obligations under the Confidential Information and Trade Secret Protection section survive to the extent, and for as long as, the information remains a Trade Secret. All other provisions survive to the extent necessary to enforce rights that arose during employment.</w:t>
+        <w:t xml:space="preserve">Employee may not assign this agreement or any rights or obligations under it. Employer may assign this agreement to any affiliate, successor, or acquirer of all or substantially all of Employer's business or assets. Any assignee takes each covenant subject to the same limits, conditions, and enforceability as apply between Employer and Employee. This agreement is binding on and inures to the benefit of the parties and their respective heirs, successors, and permitted assigns.</w:t>
       </w:r>
     </w:p>
     <w:p>
@@ -2038,7 +2038,7 @@
           <w:b/>
           <w:bCs/>
         </w:rPr>
-        <w:t xml:space="preserve">Assignment and Successors</w:t>
+        <w:t xml:space="preserve">Governing Law, Venue, and Dispute Process</w:t>
       </w:r>
     </w:p>
     <w:p>
@@ -2048,7 +2048,7 @@
         <w:ind w:left="720"/>
       </w:pPr>
       <w:r>
-        <w:t xml:space="preserve">Employee may not assign this agreement or any rights or obligations under it. Employer may assign this agreement to any affiliate, successor, or acquirer of all or substantially all of Employer's business or assets. Any assignee takes each covenant subject to the same limits, conditions, and enforceability as apply between Employer and Employee. This agreement is binding on and inures to the benefit of the parties and their respective heirs, successors, and permitted assigns.</w:t>
+        <w:t xml:space="preserve">This agreement is governed by the law of the Governing Law state listed in Cover Terms. For employment performed in Wisconsin, the parties select Wisconsin law. Disputes will be resolved in the courts of the Governing Law state, subject to non-waivable rights under applicable law.</w:t>
       </w:r>
     </w:p>
     <w:p>
@@ -2067,7 +2067,7 @@
           <w:b/>
           <w:bCs/>
         </w:rPr>
-        <w:t xml:space="preserve">Governing Law, Venue, and Dispute Process</w:t>
+        <w:t xml:space="preserve">Entire Agreement, Amendment, Waiver, and Electronic Signatures</w:t>
       </w:r>
     </w:p>
     <w:p>
@@ -2077,36 +2077,7 @@
         <w:ind w:left="720"/>
       </w:pPr>
       <w:r>
-        <w:t xml:space="preserve">This agreement is governed by the law of the Governing Law state listed in Cover Terms. For employment performed in Wisconsin, the parties select Wisconsin law, including Wis. Stat. § 103.465, and do not rely on any foreign choice-of-law clause to obtain more covenant-friendly treatment. Disputes will be resolved in the courts of the Governing Law state, subject to non-waivable rights under applicable law.</w:t>
-      </w:r>
-    </w:p>
-    <w:p>
-      <w:pPr>
-        <w:pStyle w:val="OABody"/>
-        <w:keepNext/>
-        <w:numPr>
-          <w:ilvl w:val="0"/>
-          <w:numId w:val="1"/>
-        </w:numPr>
-        <w:spacing w:before="320" w:after="120" w:line="340" w:lineRule="auto"/>
-        <w:jc w:val="left"/>
-      </w:pPr>
-      <w:r>
-        <w:rPr>
-          <w:b/>
-          <w:bCs/>
-        </w:rPr>
-        <w:t xml:space="preserve">Entire Agreement, Amendment, Waiver, and Electronic Signatures</w:t>
-      </w:r>
-    </w:p>
-    <w:p>
-      <w:pPr>
-        <w:pStyle w:val="OABody"/>
-        <w:spacing w:before="0" w:after="120" w:line="340" w:lineRule="auto"/>
-        <w:ind w:left="720"/>
-      </w:pPr>
-      <w:r>
-        <w:t xml:space="preserve">This agreement constitutes the entire agreement between the parties regarding its subject matter and supersedes all prior agreements, understandings, and negotiations on this subject. This agreement may be amended only in writing signed by both parties; an amendment that re-papers a covenant during employment requires its own consideration, such as genuine forbearance from termination or tangible new value. A party's failure to enforce any provision does not waive that party's right to enforce it later. This agreement may be executed in counterparts, including by electronic signature, each of which is an original.</w:t>
+        <w:t xml:space="preserve">This agreement constitutes the entire agreement between the parties regarding its subject matter and supersedes all prior agreements, understandings, and negotiations on this subject. Any amendment must be in writing, signed by both parties, and supported by any consideration required by applicable law. A party's failure to enforce any provision does not waive that party's right to enforce it later. This agreement may be executed in counterparts, including by electronic signature, each of which is an original.</w:t>
       </w:r>
     </w:p>
     <w:p>

--- a/templates/openagreements-cc-by-4.0/openagreements-restrictive-covenant-wisconsin/template.docx
+++ b/templates/openagreements-cc-by-4.0/openagreements-restrictive-covenant-wisconsin/template.docx
@@ -1671,7 +1671,7 @@
         <w:ind w:left="720"/>
       </w:pPr>
       <w:r>
-        <w:t xml:space="preserve">During the Restricted Period, Employee must not Solicit the business of any Covered Customer. This covenant is limited to protect Employer's relationships with the specific customers, referral sources, and business partners Employee served or learned protected information about, and not Employer's customer base generally.</w:t>
+        <w:t xml:space="preserve">During the Restricted Period, Employee must not Solicit the business of any Covered Customer. This covenant is drawn to protect Employer's relationships with the specific customers, referral sources, and business partners Employee served or learned protected information about, and not Employer's customer base generally.</w:t>
       </w:r>
     </w:p>
     <w:p>

--- a/templates/openagreements-cc-by-4.0/openagreements-restrictive-covenant-wisconsin/template.docx
+++ b/templates/openagreements-cc-by-4.0/openagreements-restrictive-covenant-wisconsin/template.docx
@@ -3135,169 +3135,79 @@
 
 <file path=word/header1.xml><?xml version="1.0" encoding="utf-8"?>
 <w:hdr xmlns:w="http://schemas.openxmlformats.org/wordprocessingml/2006/main" xmlns:r="http://schemas.openxmlformats.org/officeDocument/2006/relationships">
-  <w:tbl>
-    <w:tblPr>
-      <w:tblW w:w="10080" w:type="dxa"/>
-      <w:tblBorders>
-        <w:top w:val="none" w:sz="0" w:space="0" w:color="auto"/>
-        <w:left w:val="none" w:sz="0" w:space="0" w:color="auto"/>
+  <w:p>
+    <w:pPr>
+      <w:pBdr>
         <w:bottom w:val="single" w:sz="8" w:space="0" w:color="107087"/>
-        <w:right w:val="none" w:sz="0" w:space="0" w:color="auto"/>
-        <w:insideH w:val="none" w:sz="0" w:space="0" w:color="auto"/>
-        <w:insideV w:val="none" w:sz="0" w:space="0" w:color="auto"/>
-      </w:tblBorders>
-      <w:tblLayout w:type="fixed"/>
-    </w:tblPr>
-    <w:tblGrid>
-      <w:gridCol w:w="10080"/>
-    </w:tblGrid>
-    <w:tr>
-      <w:tc>
-        <w:tcPr>
-          <w:tcW w:w="10080" w:type="dxa"/>
-          <w:tcBorders>
-            <w:bottom w:val="single" w:sz="8" w:space="0" w:color="107087"/>
-          </w:tcBorders>
-          <w:tcMar>
-            <w:top w:w="0" w:type="dxa"/>
-            <w:left w:w="0" w:type="dxa"/>
-            <w:bottom w:w="40" w:type="dxa"/>
-            <w:right w:w="0" w:type="dxa"/>
-          </w:tcMar>
-        </w:tcPr>
-        <w:p>
-          <w:pPr>
-            <w:spacing w:after="0"/>
-            <w:jc w:val="right"/>
-          </w:pPr>
-          <w:r>
-            <w:rPr>
-              <w:rFonts w:ascii="Arial" w:hAnsi="Arial" w:cs="Arial"/>
-              <w:b/>
-              <w:bCs/>
-              <w:caps/>
-              <w:color w:val="107087"/>
-              <w:sz w:val="18"/>
-              <w:szCs w:val="18"/>
-            </w:rPr>
-            <w:t xml:space="preserve">Cover Terms</w:t>
-          </w:r>
-        </w:p>
-      </w:tc>
-    </w:tr>
-  </w:tbl>
+      </w:pBdr>
+      <w:spacing w:after="0"/>
+      <w:jc w:val="right"/>
+    </w:pPr>
+    <w:r>
+      <w:rPr>
+        <w:rFonts w:ascii="Arial" w:hAnsi="Arial" w:cs="Arial"/>
+        <w:b/>
+        <w:bCs/>
+        <w:caps/>
+        <w:color w:val="107087"/>
+        <w:sz w:val="18"/>
+        <w:szCs w:val="18"/>
+      </w:rPr>
+      <w:t xml:space="preserve">Cover Terms</w:t>
+    </w:r>
+  </w:p>
 </w:hdr>
 </file>
 
 <file path=word/header2.xml><?xml version="1.0" encoding="utf-8"?>
 <w:hdr xmlns:w="http://schemas.openxmlformats.org/wordprocessingml/2006/main" xmlns:r="http://schemas.openxmlformats.org/officeDocument/2006/relationships">
-  <w:tbl>
-    <w:tblPr>
-      <w:tblW w:w="10080" w:type="dxa"/>
-      <w:tblBorders>
-        <w:top w:val="none" w:sz="0" w:space="0" w:color="auto"/>
-        <w:left w:val="none" w:sz="0" w:space="0" w:color="auto"/>
+  <w:p>
+    <w:pPr>
+      <w:pBdr>
         <w:bottom w:val="single" w:sz="8" w:space="0" w:color="107087"/>
-        <w:right w:val="none" w:sz="0" w:space="0" w:color="auto"/>
-        <w:insideH w:val="none" w:sz="0" w:space="0" w:color="auto"/>
-        <w:insideV w:val="none" w:sz="0" w:space="0" w:color="auto"/>
-      </w:tblBorders>
-      <w:tblLayout w:type="fixed"/>
-    </w:tblPr>
-    <w:tblGrid>
-      <w:gridCol w:w="10080"/>
-    </w:tblGrid>
-    <w:tr>
-      <w:tc>
-        <w:tcPr>
-          <w:tcW w:w="10080" w:type="dxa"/>
-          <w:tcBorders>
-            <w:bottom w:val="single" w:sz="8" w:space="0" w:color="107087"/>
-          </w:tcBorders>
-          <w:tcMar>
-            <w:top w:w="0" w:type="dxa"/>
-            <w:left w:w="0" w:type="dxa"/>
-            <w:bottom w:w="40" w:type="dxa"/>
-            <w:right w:w="0" w:type="dxa"/>
-          </w:tcMar>
-        </w:tcPr>
-        <w:p>
-          <w:pPr>
-            <w:spacing w:after="0"/>
-            <w:jc w:val="right"/>
-          </w:pPr>
-          <w:r>
-            <w:rPr>
-              <w:rFonts w:ascii="Arial" w:hAnsi="Arial" w:cs="Arial"/>
-              <w:b/>
-              <w:bCs/>
-              <w:caps/>
-              <w:color w:val="107087"/>
-              <w:sz w:val="18"/>
-              <w:szCs w:val="18"/>
-            </w:rPr>
-            <w:t xml:space="preserve">Standard Terms</w:t>
-          </w:r>
-        </w:p>
-      </w:tc>
-    </w:tr>
-  </w:tbl>
+      </w:pBdr>
+      <w:spacing w:after="0"/>
+      <w:jc w:val="right"/>
+    </w:pPr>
+    <w:r>
+      <w:rPr>
+        <w:rFonts w:ascii="Arial" w:hAnsi="Arial" w:cs="Arial"/>
+        <w:b/>
+        <w:bCs/>
+        <w:caps/>
+        <w:color w:val="107087"/>
+        <w:sz w:val="18"/>
+        <w:szCs w:val="18"/>
+      </w:rPr>
+      <w:t xml:space="preserve">Standard Terms</w:t>
+    </w:r>
+  </w:p>
 </w:hdr>
 </file>
 
 <file path=word/header3.xml><?xml version="1.0" encoding="utf-8"?>
 <w:hdr xmlns:w="http://schemas.openxmlformats.org/wordprocessingml/2006/main" xmlns:r="http://schemas.openxmlformats.org/officeDocument/2006/relationships">
-  <w:tbl>
-    <w:tblPr>
-      <w:tblW w:w="10080" w:type="dxa"/>
-      <w:tblBorders>
-        <w:top w:val="none" w:sz="0" w:space="0" w:color="auto"/>
-        <w:left w:val="none" w:sz="0" w:space="0" w:color="auto"/>
+  <w:p>
+    <w:pPr>
+      <w:pBdr>
         <w:bottom w:val="single" w:sz="8" w:space="0" w:color="107087"/>
-        <w:right w:val="none" w:sz="0" w:space="0" w:color="auto"/>
-        <w:insideH w:val="none" w:sz="0" w:space="0" w:color="auto"/>
-        <w:insideV w:val="none" w:sz="0" w:space="0" w:color="auto"/>
-      </w:tblBorders>
-      <w:tblLayout w:type="fixed"/>
-    </w:tblPr>
-    <w:tblGrid>
-      <w:gridCol w:w="10080"/>
-    </w:tblGrid>
-    <w:tr>
-      <w:tc>
-        <w:tcPr>
-          <w:tcW w:w="10080" w:type="dxa"/>
-          <w:tcBorders>
-            <w:bottom w:val="single" w:sz="8" w:space="0" w:color="107087"/>
-          </w:tcBorders>
-          <w:tcMar>
-            <w:top w:w="0" w:type="dxa"/>
-            <w:left w:w="0" w:type="dxa"/>
-            <w:bottom w:w="40" w:type="dxa"/>
-            <w:right w:w="0" w:type="dxa"/>
-          </w:tcMar>
-        </w:tcPr>
-        <w:p>
-          <w:pPr>
-            <w:spacing w:after="0"/>
-            <w:jc w:val="right"/>
-          </w:pPr>
-          <w:r>
-            <w:rPr>
-              <w:rFonts w:ascii="Arial" w:hAnsi="Arial" w:cs="Arial"/>
-              <w:b/>
-              <w:bCs/>
-              <w:caps/>
-              <w:color w:val="107087"/>
-              <w:sz w:val="18"/>
-              <w:szCs w:val="18"/>
-            </w:rPr>
-            <w:t xml:space="preserve">Signature Page</w:t>
-          </w:r>
-        </w:p>
-      </w:tc>
-    </w:tr>
-  </w:tbl>
+      </w:pBdr>
+      <w:spacing w:after="0"/>
+      <w:jc w:val="right"/>
+    </w:pPr>
+    <w:r>
+      <w:rPr>
+        <w:rFonts w:ascii="Arial" w:hAnsi="Arial" w:cs="Arial"/>
+        <w:b/>
+        <w:bCs/>
+        <w:caps/>
+        <w:color w:val="107087"/>
+        <w:sz w:val="18"/>
+        <w:szCs w:val="18"/>
+      </w:rPr>
+      <w:t xml:space="preserve">Signature Page</w:t>
+    </w:r>
+  </w:p>
 </w:hdr>
 </file>
 

--- a/templates/openagreements-cc-by-4.0/openagreements-restrictive-covenant-wisconsin/template.docx
+++ b/templates/openagreements-cc-by-4.0/openagreements-restrictive-covenant-wisconsin/template.docx
@@ -337,7 +337,7 @@
                 <w:rFonts w:ascii="Arial" w:hAnsi="Arial" w:cs="Arial"/>
                 <w:i/>
                 <w:iCs/>
-                <w:color w:val="494A4B"/>
+                <w:color w:val="1D2021"/>
                 <w:sz w:val="21"/>
                 <w:szCs w:val="21"/>
               </w:rPr>
@@ -361,7 +361,7 @@
                 <w:rFonts w:ascii="Arial" w:hAnsi="Arial" w:cs="Arial"/>
                 <w:i/>
                 <w:iCs/>
-                <w:color w:val="494A4B"/>
+                <w:color w:val="1D2021"/>
                 <w:sz w:val="21"/>
                 <w:szCs w:val="21"/>
               </w:rPr>
@@ -387,7 +387,7 @@
                 <w:rFonts w:ascii="Arial" w:hAnsi="Arial" w:cs="Arial"/>
                 <w:i/>
                 <w:iCs/>
-                <w:color w:val="494A4B"/>
+                <w:color w:val="1D2021"/>
                 <w:sz w:val="21"/>
                 <w:szCs w:val="21"/>
               </w:rPr>
@@ -411,7 +411,7 @@
                 <w:rFonts w:ascii="Arial" w:hAnsi="Arial" w:cs="Arial"/>
                 <w:i/>
                 <w:iCs/>
-                <w:color w:val="494A4B"/>
+                <w:color w:val="1D2021"/>
                 <w:sz w:val="21"/>
                 <w:szCs w:val="21"/>
               </w:rPr>
@@ -465,7 +465,7 @@
                 <w:rFonts w:ascii="Arial" w:hAnsi="Arial" w:cs="Arial"/>
                 <w:i/>
                 <w:iCs/>
-                <w:color w:val="494A4B"/>
+                <w:color w:val="1D2021"/>
                 <w:sz w:val="21"/>
                 <w:szCs w:val="21"/>
               </w:rPr>
@@ -489,7 +489,7 @@
                 <w:rFonts w:ascii="Arial" w:hAnsi="Arial" w:cs="Arial"/>
                 <w:i/>
                 <w:iCs/>
-                <w:color w:val="494A4B"/>
+                <w:color w:val="1D2021"/>
                 <w:sz w:val="21"/>
                 <w:szCs w:val="21"/>
               </w:rPr>
@@ -515,7 +515,7 @@
                 <w:rFonts w:ascii="Arial" w:hAnsi="Arial" w:cs="Arial"/>
                 <w:i/>
                 <w:iCs/>
-                <w:color w:val="494A4B"/>
+                <w:color w:val="1D2021"/>
                 <w:sz w:val="21"/>
                 <w:szCs w:val="21"/>
               </w:rPr>
@@ -539,7 +539,7 @@
                 <w:rFonts w:ascii="Arial" w:hAnsi="Arial" w:cs="Arial"/>
                 <w:i/>
                 <w:iCs/>
-                <w:color w:val="494A4B"/>
+                <w:color w:val="1D2021"/>
                 <w:sz w:val="21"/>
                 <w:szCs w:val="21"/>
               </w:rPr>
@@ -593,7 +593,7 @@
                 <w:rFonts w:ascii="Arial" w:hAnsi="Arial" w:cs="Arial"/>
                 <w:i/>
                 <w:iCs/>
-                <w:color w:val="494A4B"/>
+                <w:color w:val="1D2021"/>
                 <w:sz w:val="21"/>
                 <w:szCs w:val="21"/>
               </w:rPr>
@@ -617,7 +617,7 @@
                 <w:rFonts w:ascii="Arial" w:hAnsi="Arial" w:cs="Arial"/>
                 <w:i/>
                 <w:iCs/>
-                <w:color w:val="494A4B"/>
+                <w:color w:val="1D2021"/>
                 <w:sz w:val="21"/>
                 <w:szCs w:val="21"/>
               </w:rPr>
@@ -643,7 +643,7 @@
                 <w:rFonts w:ascii="Arial" w:hAnsi="Arial" w:cs="Arial"/>
                 <w:i/>
                 <w:iCs/>
-                <w:color w:val="494A4B"/>
+                <w:color w:val="1D2021"/>
                 <w:sz w:val="21"/>
                 <w:szCs w:val="21"/>
               </w:rPr>
@@ -667,7 +667,7 @@
                 <w:rFonts w:ascii="Arial" w:hAnsi="Arial" w:cs="Arial"/>
                 <w:i/>
                 <w:iCs/>
-                <w:color w:val="494A4B"/>
+                <w:color w:val="1D2021"/>
                 <w:sz w:val="21"/>
                 <w:szCs w:val="21"/>
               </w:rPr>
@@ -721,7 +721,7 @@
                 <w:rFonts w:ascii="Arial" w:hAnsi="Arial" w:cs="Arial"/>
                 <w:i/>
                 <w:iCs/>
-                <w:color w:val="494A4B"/>
+                <w:color w:val="1D2021"/>
                 <w:sz w:val="21"/>
                 <w:szCs w:val="21"/>
               </w:rPr>
@@ -745,7 +745,7 @@
                 <w:rFonts w:ascii="Arial" w:hAnsi="Arial" w:cs="Arial"/>
                 <w:i/>
                 <w:iCs/>
-                <w:color w:val="494A4B"/>
+                <w:color w:val="1D2021"/>
                 <w:sz w:val="21"/>
                 <w:szCs w:val="21"/>
               </w:rPr>
@@ -771,7 +771,7 @@
                 <w:rFonts w:ascii="Arial" w:hAnsi="Arial" w:cs="Arial"/>
                 <w:i/>
                 <w:iCs/>
-                <w:color w:val="494A4B"/>
+                <w:color w:val="1D2021"/>
                 <w:sz w:val="21"/>
                 <w:szCs w:val="21"/>
               </w:rPr>
@@ -795,7 +795,7 @@
                 <w:rFonts w:ascii="Arial" w:hAnsi="Arial" w:cs="Arial"/>
                 <w:i/>
                 <w:iCs/>
-                <w:color w:val="494A4B"/>
+                <w:color w:val="1D2021"/>
                 <w:sz w:val="21"/>
                 <w:szCs w:val="21"/>
               </w:rPr>
@@ -821,7 +821,7 @@
                 <w:rFonts w:ascii="Arial" w:hAnsi="Arial" w:cs="Arial"/>
                 <w:i/>
                 <w:iCs/>
-                <w:color w:val="494A4B"/>
+                <w:color w:val="1D2021"/>
                 <w:sz w:val="21"/>
                 <w:szCs w:val="21"/>
               </w:rPr>
@@ -847,7 +847,7 @@
                 <w:bCs/>
                 <w:i/>
                 <w:iCs/>
-                <w:color w:val="494A4B"/>
+                <w:color w:val="1D2021"/>
                 <w:sz w:val="21"/>
                 <w:szCs w:val="21"/>
                 <w:highlight w:val="yellow"/>
@@ -874,7 +874,7 @@
                 <w:rFonts w:ascii="Arial" w:hAnsi="Arial" w:cs="Arial"/>
                 <w:i/>
                 <w:iCs/>
-                <w:color w:val="494A4B"/>
+                <w:color w:val="1D2021"/>
                 <w:sz w:val="21"/>
                 <w:szCs w:val="21"/>
               </w:rPr>
@@ -898,7 +898,7 @@
                 <w:rFonts w:ascii="Arial" w:hAnsi="Arial" w:cs="Arial"/>
                 <w:i/>
                 <w:iCs/>
-                <w:color w:val="494A4B"/>
+                <w:color w:val="1D2021"/>
                 <w:sz w:val="21"/>
                 <w:szCs w:val="21"/>
               </w:rPr>
@@ -952,7 +952,7 @@
                 <w:rFonts w:ascii="Arial" w:hAnsi="Arial" w:cs="Arial"/>
                 <w:i/>
                 <w:iCs/>
-                <w:color w:val="494A4B"/>
+                <w:color w:val="1D2021"/>
                 <w:sz w:val="21"/>
                 <w:szCs w:val="21"/>
               </w:rPr>
@@ -976,7 +976,7 @@
                 <w:rFonts w:ascii="Arial" w:hAnsi="Arial" w:cs="Arial"/>
                 <w:i/>
                 <w:iCs/>
-                <w:color w:val="494A4B"/>
+                <w:color w:val="1D2021"/>
                 <w:sz w:val="21"/>
                 <w:szCs w:val="21"/>
               </w:rPr>
@@ -1030,7 +1030,7 @@
                 <w:rFonts w:ascii="Arial" w:hAnsi="Arial" w:cs="Arial"/>
                 <w:i/>
                 <w:iCs/>
-                <w:color w:val="494A4B"/>
+                <w:color w:val="1D2021"/>
                 <w:sz w:val="21"/>
                 <w:szCs w:val="21"/>
               </w:rPr>
@@ -1054,7 +1054,7 @@
                 <w:rFonts w:ascii="Arial" w:hAnsi="Arial" w:cs="Arial"/>
                 <w:i/>
                 <w:iCs/>
-                <w:color w:val="494A4B"/>
+                <w:color w:val="1D2021"/>
                 <w:sz w:val="21"/>
                 <w:szCs w:val="21"/>
               </w:rPr>
@@ -1080,7 +1080,7 @@
                 <w:rFonts w:ascii="Arial" w:hAnsi="Arial" w:cs="Arial"/>
                 <w:i/>
                 <w:iCs/>
-                <w:color w:val="494A4B"/>
+                <w:color w:val="1D2021"/>
                 <w:sz w:val="21"/>
                 <w:szCs w:val="21"/>
               </w:rPr>
@@ -1104,7 +1104,7 @@
                 <w:rFonts w:ascii="Arial" w:hAnsi="Arial" w:cs="Arial"/>
                 <w:i/>
                 <w:iCs/>
-                <w:color w:val="494A4B"/>
+                <w:color w:val="1D2021"/>
                 <w:sz w:val="21"/>
                 <w:szCs w:val="21"/>
               </w:rPr>
@@ -1158,7 +1158,7 @@
                 <w:rFonts w:ascii="Arial" w:hAnsi="Arial" w:cs="Arial"/>
                 <w:i/>
                 <w:iCs/>
-                <w:color w:val="494A4B"/>
+                <w:color w:val="1D2021"/>
                 <w:sz w:val="21"/>
                 <w:szCs w:val="21"/>
               </w:rPr>
@@ -1182,7 +1182,7 @@
                 <w:rFonts w:ascii="Arial" w:hAnsi="Arial" w:cs="Arial"/>
                 <w:i/>
                 <w:iCs/>
-                <w:color w:val="494A4B"/>
+                <w:color w:val="1D2021"/>
                 <w:sz w:val="21"/>
                 <w:szCs w:val="21"/>
               </w:rPr>

--- a/templates/openagreements-cc-by-4.0/openagreements-restrictive-covenant-wisconsin/template.docx
+++ b/templates/openagreements-cc-by-4.0/openagreements-restrictive-covenant-wisconsin/template.docx
@@ -1249,7 +1249,7 @@
         <w:t xml:space="preserve">“Competitive Business”</w:t>
       </w:r>
       <w:r>
-        <w:t xml:space="preserve"> means the business activities described in Cover Terms under Competitive Business.</w:t>
+        <w:t xml:space="preserve"> means a person or entity that engages in the business activities described in Cover Terms under Competitive Business.</w:t>
       </w:r>
     </w:p>
     <w:p>
